--- a/jetson-orin-nano-board/jetson-short-nots.docx
+++ b/jetson-orin-nano-board/jetson-short-nots.docx
@@ -48,7 +48,29 @@
           <w:szCs w:val="28"/>
           <w:u w:val="single"/>
         </w:rPr>
-        <w:t xml:space="preserve">Hugging Face Module For </w:t>
+        <w:t xml:space="preserve">Hugging Face Module </w:t>
+      </w:r>
+      <w:proofErr w:type="gramStart"/>
+      <w:r>
+        <w:rPr>
+          <w:b/>
+          <w:bCs/>
+          <w:sz w:val="28"/>
+          <w:szCs w:val="28"/>
+          <w:u w:val="single"/>
+        </w:rPr>
+        <w:t>For</w:t>
+      </w:r>
+      <w:proofErr w:type="gramEnd"/>
+      <w:r>
+        <w:rPr>
+          <w:b/>
+          <w:bCs/>
+          <w:sz w:val="28"/>
+          <w:szCs w:val="28"/>
+          <w:u w:val="single"/>
+        </w:rPr>
+        <w:t xml:space="preserve"> </w:t>
       </w:r>
       <w:proofErr w:type="spellStart"/>
       <w:r>
@@ -285,11 +307,16 @@
         </w:rPr>
         <w:t>Command</w:t>
       </w:r>
+      <w:proofErr w:type="gramStart"/>
       <w:r>
         <w:t xml:space="preserve">: </w:t>
       </w:r>
       <w:r>
-        <w:t>./bin/llama-server -m ../models/gemma-2-2b-it-Q4_K_S.gguf --port 5000 -t 4 -c 1024 --</w:t>
+        <w:t>.</w:t>
+      </w:r>
+      <w:proofErr w:type="gramEnd"/>
+      <w:r>
+        <w:t>/bin/llama-server -m ../models/gemma-2-2b-it-Q4_K_S.gguf --port 5000 -t 4 -c 1024 --</w:t>
       </w:r>
       <w:proofErr w:type="spellStart"/>
       <w:r>
@@ -341,7 +368,29 @@
           <w:szCs w:val="32"/>
           <w:u w:val="single"/>
         </w:rPr>
-        <w:t xml:space="preserve">Jetson-Container (NVIDIA  + Docker):  </w:t>
+        <w:t>Jetson-Container (</w:t>
+      </w:r>
+      <w:proofErr w:type="gramStart"/>
+      <w:r>
+        <w:rPr>
+          <w:b/>
+          <w:bCs/>
+          <w:sz w:val="32"/>
+          <w:szCs w:val="32"/>
+          <w:u w:val="single"/>
+        </w:rPr>
+        <w:t>NVIDIA  +</w:t>
+      </w:r>
+      <w:proofErr w:type="gramEnd"/>
+      <w:r>
+        <w:rPr>
+          <w:b/>
+          <w:bCs/>
+          <w:sz w:val="32"/>
+          <w:szCs w:val="32"/>
+          <w:u w:val="single"/>
+        </w:rPr>
+        <w:t xml:space="preserve"> Docker):  </w:t>
       </w:r>
     </w:p>
     <w:p>
@@ -987,6 +1036,7 @@
         <w:t xml:space="preserve">: operator </w:t>
       </w:r>
       <w:proofErr w:type="spellStart"/>
+      <w:proofErr w:type="gramStart"/>
       <w:r>
         <w:rPr>
           <w:rFonts w:cstheme="minorHAnsi"/>
@@ -1001,6 +1051,7 @@
         <w:t>::</w:t>
       </w:r>
       <w:proofErr w:type="spellStart"/>
+      <w:proofErr w:type="gramEnd"/>
       <w:r>
         <w:rPr>
           <w:rFonts w:cstheme="minorHAnsi"/>
@@ -1030,6 +1081,7 @@
           <w:u w:val="single"/>
         </w:rPr>
       </w:pPr>
+      <w:proofErr w:type="spellStart"/>
       <w:r>
         <w:rPr>
           <w:b/>
@@ -1038,6 +1090,319 @@
           <w:szCs w:val="32"/>
           <w:u w:val="single"/>
         </w:rPr>
+        <w:t>Directlly</w:t>
+      </w:r>
+      <w:proofErr w:type="spellEnd"/>
+      <w:r>
+        <w:rPr>
+          <w:b/>
+          <w:bCs/>
+          <w:sz w:val="32"/>
+          <w:szCs w:val="32"/>
+          <w:u w:val="single"/>
+        </w:rPr>
+        <w:t xml:space="preserve"> Run Open-WebUI with Local LLM Modals:</w:t>
+      </w:r>
+    </w:p>
+    <w:p>
+      <w:pPr>
+        <w:pStyle w:val="ListParagraph"/>
+        <w:numPr>
+          <w:ilvl w:val="0"/>
+          <w:numId w:val="46"/>
+        </w:numPr>
+      </w:pPr>
+      <w:hyperlink r:id="rId13" w:history="1">
+        <w:r>
+          <w:rPr>
+            <w:rStyle w:val="Hyperlink"/>
+          </w:rPr>
+          <w:t>https://www.jetson-ai-lab.com/tutorial_openwebui.html</w:t>
+        </w:r>
+      </w:hyperlink>
+    </w:p>
+    <w:p>
+      <w:pPr>
+        <w:pStyle w:val="ListParagraph"/>
+      </w:pPr>
+      <w:r>
+        <w:rPr>
+          <w:noProof/>
+        </w:rPr>
+        <mc:AlternateContent>
+          <mc:Choice Requires="wps">
+            <w:drawing>
+              <wp:anchor distT="45720" distB="45720" distL="114300" distR="114300" simplePos="0" relativeHeight="251671552" behindDoc="0" locked="0" layoutInCell="1" allowOverlap="1" wp14:anchorId="1B59D200" wp14:editId="28C5B384">
+                <wp:simplePos x="0" y="0"/>
+                <wp:positionH relativeFrom="column">
+                  <wp:posOffset>660400</wp:posOffset>
+                </wp:positionH>
+                <wp:positionV relativeFrom="paragraph">
+                  <wp:posOffset>151130</wp:posOffset>
+                </wp:positionV>
+                <wp:extent cx="4730115" cy="1475105"/>
+                <wp:effectExtent l="0" t="0" r="13335" b="10795"/>
+                <wp:wrapSquare wrapText="bothSides"/>
+                <wp:docPr id="1651882426" name="Text Box 2"/>
+                <wp:cNvGraphicFramePr>
+                  <a:graphicFrameLocks xmlns:a="http://schemas.openxmlformats.org/drawingml/2006/main"/>
+                </wp:cNvGraphicFramePr>
+                <a:graphic xmlns:a="http://schemas.openxmlformats.org/drawingml/2006/main">
+                  <a:graphicData uri="http://schemas.microsoft.com/office/word/2010/wordprocessingShape">
+                    <wps:wsp>
+                      <wps:cNvSpPr txBox="1">
+                        <a:spLocks noChangeArrowheads="1"/>
+                      </wps:cNvSpPr>
+                      <wps:spPr bwMode="auto">
+                        <a:xfrm>
+                          <a:off x="0" y="0"/>
+                          <a:ext cx="4730115" cy="1475105"/>
+                        </a:xfrm>
+                        <a:prstGeom prst="rect">
+                          <a:avLst/>
+                        </a:prstGeom>
+                        <a:solidFill>
+                          <a:srgbClr val="FFFFFF"/>
+                        </a:solidFill>
+                        <a:ln w="9525">
+                          <a:solidFill>
+                            <a:srgbClr val="000000"/>
+                          </a:solidFill>
+                          <a:miter lim="800000"/>
+                          <a:headEnd/>
+                          <a:tailEnd/>
+                        </a:ln>
+                      </wps:spPr>
+                      <wps:txbx>
+                        <w:txbxContent>
+                          <w:p>
+                            <w:pPr>
+                              <w:spacing w:after="0"/>
+                            </w:pPr>
+                            <w:proofErr w:type="spellStart"/>
+                            <w:r>
+                              <w:t>sudo</w:t>
+                            </w:r>
+                            <w:proofErr w:type="spellEnd"/>
+                            <w:r>
+                              <w:t xml:space="preserve"> docker run -d --network=host \</w:t>
+                            </w:r>
+                          </w:p>
+                          <w:p>
+                            <w:pPr>
+                              <w:spacing w:after="0"/>
+                            </w:pPr>
+                            <w:r>
+                              <w:t xml:space="preserve">    -v ${HOME}/open-</w:t>
+                            </w:r>
+                            <w:proofErr w:type="spellStart"/>
+                            <w:r>
+                              <w:t>webui</w:t>
+                            </w:r>
+                            <w:proofErr w:type="spellEnd"/>
+                            <w:r>
+                              <w:t>:/app/backend/data \</w:t>
+                            </w:r>
+                          </w:p>
+                          <w:p>
+                            <w:pPr>
+                              <w:spacing w:after="0"/>
+                            </w:pPr>
+                            <w:r>
+                              <w:t xml:space="preserve">    -e OLLAMA_BASE_URL=http://127.0.0.1:11434 \</w:t>
+                            </w:r>
+                          </w:p>
+                          <w:p>
+                            <w:pPr>
+                              <w:spacing w:after="0"/>
+                            </w:pPr>
+                            <w:r>
+                              <w:t xml:space="preserve">    --name open-</w:t>
+                            </w:r>
+                            <w:proofErr w:type="spellStart"/>
+                            <w:r>
+                              <w:t>webui</w:t>
+                            </w:r>
+                            <w:proofErr w:type="spellEnd"/>
+                            <w:r>
+                              <w:t xml:space="preserve"> \</w:t>
+                            </w:r>
+                          </w:p>
+                          <w:p>
+                            <w:pPr>
+                              <w:spacing w:after="0"/>
+                            </w:pPr>
+                            <w:r>
+                              <w:t xml:space="preserve">    --restart always \</w:t>
+                            </w:r>
+                          </w:p>
+                          <w:p>
+                            <w:pPr>
+                              <w:spacing w:after="0"/>
+                            </w:pPr>
+                            <w:r>
+                              <w:t xml:space="preserve">    ghcr.io/open-</w:t>
+                            </w:r>
+                            <w:proofErr w:type="spellStart"/>
+                            <w:r>
+                              <w:t>webui</w:t>
+                            </w:r>
+                            <w:proofErr w:type="spellEnd"/>
+                            <w:r>
+                              <w:t>/</w:t>
+                            </w:r>
+                            <w:proofErr w:type="spellStart"/>
+                            <w:r>
+                              <w:t>open-</w:t>
+                            </w:r>
+                            <w:proofErr w:type="gramStart"/>
+                            <w:r>
+                              <w:t>webui:main</w:t>
+                            </w:r>
+                            <w:proofErr w:type="spellEnd"/>
+                            <w:proofErr w:type="gramEnd"/>
+                          </w:p>
+                        </w:txbxContent>
+                      </wps:txbx>
+                      <wps:bodyPr rot="0" vert="horz" wrap="square" lIns="91440" tIns="45720" rIns="91440" bIns="45720" anchor="t" anchorCtr="0">
+                        <a:noAutofit/>
+                      </wps:bodyPr>
+                    </wps:wsp>
+                  </a:graphicData>
+                </a:graphic>
+                <wp14:sizeRelH relativeFrom="margin">
+                  <wp14:pctWidth>0</wp14:pctWidth>
+                </wp14:sizeRelH>
+                <wp14:sizeRelV relativeFrom="margin">
+                  <wp14:pctHeight>0</wp14:pctHeight>
+                </wp14:sizeRelV>
+              </wp:anchor>
+            </w:drawing>
+          </mc:Choice>
+          <mc:Fallback>
+            <w:pict>
+              <v:shape w14:anchorId="1B59D200" id="_x0000_s1027" type="#_x0000_t202" style="position:absolute;left:0;text-align:left;margin-left:52pt;margin-top:11.9pt;width:372.45pt;height:116.15pt;z-index:251671552;visibility:visible;mso-wrap-style:square;mso-width-percent:0;mso-height-percent:0;mso-wrap-distance-left:9pt;mso-wrap-distance-top:3.6pt;mso-wrap-distance-right:9pt;mso-wrap-distance-bottom:3.6pt;mso-position-horizontal:absolute;mso-position-horizontal-relative:text;mso-position-vertical:absolute;mso-position-vertical-relative:text;mso-width-percent:0;mso-height-percent:0;mso-width-relative:margin;mso-height-relative:margin;v-text-anchor:top" o:gfxdata="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">
+                <v:textbox>
+                  <w:txbxContent>
+                    <w:p>
+                      <w:pPr>
+                        <w:spacing w:after="0"/>
+                      </w:pPr>
+                      <w:proofErr w:type="spellStart"/>
+                      <w:r>
+                        <w:t>sudo</w:t>
+                      </w:r>
+                      <w:proofErr w:type="spellEnd"/>
+                      <w:r>
+                        <w:t xml:space="preserve"> docker run -d --network=host \</w:t>
+                      </w:r>
+                    </w:p>
+                    <w:p>
+                      <w:pPr>
+                        <w:spacing w:after="0"/>
+                      </w:pPr>
+                      <w:r>
+                        <w:t xml:space="preserve">    -v ${HOME}/open-</w:t>
+                      </w:r>
+                      <w:proofErr w:type="spellStart"/>
+                      <w:r>
+                        <w:t>webui</w:t>
+                      </w:r>
+                      <w:proofErr w:type="spellEnd"/>
+                      <w:r>
+                        <w:t>:/app/backend/data \</w:t>
+                      </w:r>
+                    </w:p>
+                    <w:p>
+                      <w:pPr>
+                        <w:spacing w:after="0"/>
+                      </w:pPr>
+                      <w:r>
+                        <w:t xml:space="preserve">    -e OLLAMA_BASE_URL=http://127.0.0.1:11434 \</w:t>
+                      </w:r>
+                    </w:p>
+                    <w:p>
+                      <w:pPr>
+                        <w:spacing w:after="0"/>
+                      </w:pPr>
+                      <w:r>
+                        <w:t xml:space="preserve">    --name open-</w:t>
+                      </w:r>
+                      <w:proofErr w:type="spellStart"/>
+                      <w:r>
+                        <w:t>webui</w:t>
+                      </w:r>
+                      <w:proofErr w:type="spellEnd"/>
+                      <w:r>
+                        <w:t xml:space="preserve"> \</w:t>
+                      </w:r>
+                    </w:p>
+                    <w:p>
+                      <w:pPr>
+                        <w:spacing w:after="0"/>
+                      </w:pPr>
+                      <w:r>
+                        <w:t xml:space="preserve">    --restart always \</w:t>
+                      </w:r>
+                    </w:p>
+                    <w:p>
+                      <w:pPr>
+                        <w:spacing w:after="0"/>
+                      </w:pPr>
+                      <w:r>
+                        <w:t xml:space="preserve">    ghcr.io/open-</w:t>
+                      </w:r>
+                      <w:proofErr w:type="spellStart"/>
+                      <w:r>
+                        <w:t>webui</w:t>
+                      </w:r>
+                      <w:proofErr w:type="spellEnd"/>
+                      <w:r>
+                        <w:t>/</w:t>
+                      </w:r>
+                      <w:proofErr w:type="spellStart"/>
+                      <w:r>
+                        <w:t>open-</w:t>
+                      </w:r>
+                      <w:proofErr w:type="gramStart"/>
+                      <w:r>
+                        <w:t>webui:main</w:t>
+                      </w:r>
+                      <w:proofErr w:type="spellEnd"/>
+                      <w:proofErr w:type="gramEnd"/>
+                    </w:p>
+                  </w:txbxContent>
+                </v:textbox>
+                <w10:wrap type="square"/>
+              </v:shape>
+            </w:pict>
+          </mc:Fallback>
+        </mc:AlternateContent>
+      </w:r>
+    </w:p>
+    <w:p>
+      <w:pPr>
+        <w:pStyle w:val="ListParagraph"/>
+        <w:numPr>
+          <w:ilvl w:val="0"/>
+          <w:numId w:val="4"/>
+        </w:numPr>
+        <w:rPr>
+          <w:b/>
+          <w:bCs/>
+          <w:sz w:val="32"/>
+          <w:szCs w:val="32"/>
+          <w:u w:val="single"/>
+        </w:rPr>
+      </w:pPr>
+      <w:r>
+        <w:rPr>
+          <w:b/>
+          <w:bCs/>
+          <w:sz w:val="32"/>
+          <w:szCs w:val="32"/>
+          <w:u w:val="single"/>
+        </w:rPr>
         <w:t>AI Microservices – Introduction:</w:t>
       </w:r>
     </w:p>
@@ -1058,7 +1423,23 @@
           <w:b/>
           <w:bCs/>
         </w:rPr>
-        <w:t xml:space="preserve">Run and Enable the microservice in the </w:t>
+        <w:t xml:space="preserve">Run and </w:t>
+      </w:r>
+      <w:proofErr w:type="gramStart"/>
+      <w:r>
+        <w:rPr>
+          <w:b/>
+          <w:bCs/>
+        </w:rPr>
+        <w:t>Enable</w:t>
+      </w:r>
+      <w:proofErr w:type="gramEnd"/>
+      <w:r>
+        <w:rPr>
+          <w:b/>
+          <w:bCs/>
+        </w:rPr>
+        <w:t xml:space="preserve"> the microservice in the </w:t>
       </w:r>
       <w:proofErr w:type="spellStart"/>
       <w:r>
@@ -1101,7 +1482,7 @@
           <w:numId w:val="5"/>
         </w:numPr>
       </w:pPr>
-      <w:hyperlink r:id="rId13" w:history="1">
+      <w:hyperlink r:id="rId14" w:history="1">
         <w:r>
           <w:rPr>
             <w:rStyle w:val="Hyperlink"/>
@@ -1121,7 +1502,7 @@
           <w:numId w:val="5"/>
         </w:numPr>
       </w:pPr>
-      <w:hyperlink r:id="rId14" w:history="1">
+      <w:hyperlink r:id="rId15" w:history="1">
         <w:r>
           <w:rPr>
             <w:rStyle w:val="Hyperlink"/>
@@ -1197,7 +1578,15 @@
       </w:r>
       <w:proofErr w:type="spellEnd"/>
       <w:r>
-        <w:t>/ollama:main-r36.4.0</w:t>
+        <w:t>/</w:t>
+      </w:r>
+      <w:proofErr w:type="gramStart"/>
+      <w:r>
+        <w:t>ollama:main</w:t>
+      </w:r>
+      <w:proofErr w:type="gramEnd"/>
+      <w:r>
+        <w:t>-r36.4.0</w:t>
       </w:r>
     </w:p>
     <w:p>
@@ -1217,7 +1606,15 @@
       </w:r>
       <w:proofErr w:type="spellEnd"/>
       <w:r>
-        <w:t>) then run this:  (imp)</w:t>
+        <w:t>) then run this</w:t>
+      </w:r>
+      <w:proofErr w:type="gramStart"/>
+      <w:r>
+        <w:t>:  (</w:t>
+      </w:r>
+      <w:proofErr w:type="gramEnd"/>
+      <w:r>
+        <w:t>imp)</w:t>
       </w:r>
     </w:p>
     <w:p>
@@ -1229,6 +1626,7 @@
         </w:numPr>
       </w:pPr>
       <w:r>
+        <w:lastRenderedPageBreak/>
         <w:t xml:space="preserve">docker run -it --network host </w:t>
       </w:r>
       <w:proofErr w:type="spellStart"/>
@@ -1237,7 +1635,15 @@
       </w:r>
       <w:proofErr w:type="spellEnd"/>
       <w:r>
-        <w:t>/ollama:main-r36.4.0</w:t>
+        <w:t>/</w:t>
+      </w:r>
+      <w:proofErr w:type="gramStart"/>
+      <w:r>
+        <w:t>ollama:main</w:t>
+      </w:r>
+      <w:proofErr w:type="gramEnd"/>
+      <w:r>
+        <w:t>-r36.4.0</w:t>
       </w:r>
     </w:p>
     <w:p>
@@ -1359,7 +1765,6 @@
           <w:szCs w:val="28"/>
           <w:u w:val="single"/>
         </w:rPr>
-        <w:lastRenderedPageBreak/>
         <w:t>Run Open-WebUI:</w:t>
       </w:r>
     </w:p>
@@ -1586,7 +1991,15 @@
                               <w:spacing w:after="0"/>
                             </w:pPr>
                             <w:r>
-                              <w:t xml:space="preserve">  -e HF_HUB_CACHE=/root/.cache/</w:t>
+                              <w:t xml:space="preserve">  -e HF_HUB_CACHE=/root</w:t>
+                            </w:r>
+                            <w:proofErr w:type="gramStart"/>
+                            <w:r>
+                              <w:t>/.cache</w:t>
+                            </w:r>
+                            <w:proofErr w:type="gramEnd"/>
+                            <w:r>
+                              <w:t>/</w:t>
                             </w:r>
                             <w:proofErr w:type="spellStart"/>
                             <w:r>
@@ -1638,9 +2051,14 @@
                             </w:r>
                             <w:proofErr w:type="spellStart"/>
                             <w:r>
-                              <w:t>open-webui:main</w:t>
+                              <w:t>open-</w:t>
+                            </w:r>
+                            <w:proofErr w:type="gramStart"/>
+                            <w:r>
+                              <w:t>webui:main</w:t>
                             </w:r>
                             <w:proofErr w:type="spellEnd"/>
+                            <w:proofErr w:type="gramEnd"/>
                           </w:p>
                         </w:txbxContent>
                       </wps:txbx>
@@ -1661,7 +2079,7 @@
           </mc:Choice>
           <mc:Fallback>
             <w:pict>
-              <v:shape w14:anchorId="4FAB7DA9" id="_x0000_s1027" type="#_x0000_t202" style="position:absolute;left:0;text-align:left;margin-left:20.15pt;margin-top:38.8pt;width:428.7pt;height:258.5pt;z-index:251659264;visibility:visible;mso-wrap-style:square;mso-width-percent:0;mso-height-percent:0;mso-wrap-distance-left:9pt;mso-wrap-distance-top:3.6pt;mso-wrap-distance-right:9pt;mso-wrap-distance-bottom:3.6pt;mso-position-horizontal:absolute;mso-position-horizontal-relative:text;mso-position-vertical:absolute;mso-position-vertical-relative:text;mso-width-percent:0;mso-height-percent:0;mso-width-relative:margin;mso-height-relative:margin;v-text-anchor:top" o:gfxdata="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">
+              <v:shape w14:anchorId="4FAB7DA9" id="_x0000_s1028" type="#_x0000_t202" style="position:absolute;left:0;text-align:left;margin-left:20.15pt;margin-top:38.8pt;width:428.7pt;height:258.5pt;z-index:251659264;visibility:visible;mso-wrap-style:square;mso-width-percent:0;mso-height-percent:0;mso-wrap-distance-left:9pt;mso-wrap-distance-top:3.6pt;mso-wrap-distance-right:9pt;mso-wrap-distance-bottom:3.6pt;mso-position-horizontal:absolute;mso-position-horizontal-relative:text;mso-position-vertical:absolute;mso-position-vertical-relative:text;mso-width-percent:0;mso-height-percent:0;mso-width-relative:margin;mso-height-relative:margin;v-text-anchor:top" o:gfxdata="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">
                 <v:textbox>
                   <w:txbxContent>
                     <w:p>
@@ -1829,7 +2247,15 @@
                         <w:spacing w:after="0"/>
                       </w:pPr>
                       <w:r>
-                        <w:t xml:space="preserve">  -e HF_HUB_CACHE=/root/.cache/</w:t>
+                        <w:t xml:space="preserve">  -e HF_HUB_CACHE=/root</w:t>
+                      </w:r>
+                      <w:proofErr w:type="gramStart"/>
+                      <w:r>
+                        <w:t>/.cache</w:t>
+                      </w:r>
+                      <w:proofErr w:type="gramEnd"/>
+                      <w:r>
+                        <w:t>/</w:t>
                       </w:r>
                       <w:proofErr w:type="spellStart"/>
                       <w:r>
@@ -1881,9 +2307,14 @@
                       </w:r>
                       <w:proofErr w:type="spellStart"/>
                       <w:r>
-                        <w:t>open-webui:main</w:t>
+                        <w:t>open-</w:t>
+                      </w:r>
+                      <w:proofErr w:type="gramStart"/>
+                      <w:r>
+                        <w:t>webui:main</w:t>
                       </w:r>
                       <w:proofErr w:type="spellEnd"/>
+                      <w:proofErr w:type="gramEnd"/>
                     </w:p>
                   </w:txbxContent>
                 </v:textbox>
@@ -1968,7 +2399,7 @@
           <w:numId w:val="28"/>
         </w:numPr>
       </w:pPr>
-      <w:hyperlink r:id="rId15" w:history="1">
+      <w:hyperlink r:id="rId16" w:history="1">
         <w:r>
           <w:rPr>
             <w:rStyle w:val="Hyperlink"/>
@@ -1985,7 +2416,7 @@
           <w:numId w:val="28"/>
         </w:numPr>
       </w:pPr>
-      <w:hyperlink r:id="rId16" w:history="1">
+      <w:hyperlink r:id="rId17" w:history="1">
         <w:r>
           <w:rPr>
             <w:rStyle w:val="Hyperlink"/>
@@ -2048,7 +2479,7 @@
       <w:r>
         <w:t xml:space="preserve">git clone </w:t>
       </w:r>
-      <w:hyperlink r:id="rId17" w:history="1">
+      <w:hyperlink r:id="rId18" w:history="1">
         <w:r>
           <w:rPr>
             <w:rStyle w:val="Hyperlink"/>
@@ -2102,6 +2533,7 @@
         </w:numPr>
       </w:pPr>
       <w:r>
+        <w:lastRenderedPageBreak/>
         <w:t xml:space="preserve">B) AMD - Linux/macOS only, requires </w:t>
       </w:r>
       <w:proofErr w:type="spellStart"/>
@@ -2213,7 +2645,6 @@
           <w:szCs w:val="32"/>
           <w:u w:val="single"/>
         </w:rPr>
-        <w:lastRenderedPageBreak/>
         <w:t xml:space="preserve">Tutorial </w:t>
       </w:r>
       <w:r>
@@ -2271,7 +2702,7 @@
           <w:szCs w:val="28"/>
         </w:rPr>
       </w:pPr>
-      <w:hyperlink r:id="rId18" w:history="1">
+      <w:hyperlink r:id="rId19" w:history="1">
         <w:r>
           <w:rPr>
             <w:rStyle w:val="Hyperlink"/>
@@ -2299,7 +2730,23 @@
           <w:sz w:val="28"/>
           <w:szCs w:val="28"/>
         </w:rPr>
-        <w:t xml:space="preserve">It create a service to run </w:t>
+        <w:t xml:space="preserve">It </w:t>
+      </w:r>
+      <w:proofErr w:type="gramStart"/>
+      <w:r>
+        <w:rPr>
+          <w:sz w:val="28"/>
+          <w:szCs w:val="28"/>
+        </w:rPr>
+        <w:t>create</w:t>
+      </w:r>
+      <w:proofErr w:type="gramEnd"/>
+      <w:r>
+        <w:rPr>
+          <w:sz w:val="28"/>
+          <w:szCs w:val="28"/>
+        </w:rPr>
+        <w:t xml:space="preserve"> a service to run </w:t>
       </w:r>
       <w:proofErr w:type="spellStart"/>
       <w:r>
@@ -2465,7 +2912,7 @@
           <w:szCs w:val="28"/>
         </w:rPr>
       </w:pPr>
-      <w:hyperlink r:id="rId19" w:history="1">
+      <w:hyperlink r:id="rId20" w:history="1">
         <w:r>
           <w:rPr>
             <w:rStyle w:val="Hyperlink"/>
@@ -2495,7 +2942,7 @@
         </w:rPr>
         <w:t>If you </w:t>
       </w:r>
-      <w:hyperlink r:id="rId20" w:history="1">
+      <w:hyperlink r:id="rId21" w:history="1">
         <w:r>
           <w:rPr>
             <w:rStyle w:val="Hyperlink"/>
@@ -2660,9 +3107,14 @@
                             </w:r>
                             <w:proofErr w:type="spellStart"/>
                             <w:r>
-                              <w:t>open-webui:main</w:t>
+                              <w:t>open-</w:t>
+                            </w:r>
+                            <w:proofErr w:type="gramStart"/>
+                            <w:r>
+                              <w:t>webui:main</w:t>
                             </w:r>
                             <w:proofErr w:type="spellEnd"/>
+                            <w:proofErr w:type="gramEnd"/>
                           </w:p>
                         </w:txbxContent>
                       </wps:txbx>
@@ -2683,7 +3135,7 @@
           </mc:Choice>
           <mc:Fallback>
             <w:pict>
-              <v:shape w14:anchorId="71A11FAB" id="_x0000_s1028" type="#_x0000_t202" style="position:absolute;margin-left:360.6pt;margin-top:.65pt;width:411.8pt;height:113.45pt;z-index:251661312;visibility:visible;mso-wrap-style:square;mso-width-percent:0;mso-height-percent:0;mso-wrap-distance-left:9pt;mso-wrap-distance-top:3.6pt;mso-wrap-distance-right:9pt;mso-wrap-distance-bottom:3.6pt;mso-position-horizontal:right;mso-position-horizontal-relative:margin;mso-position-vertical:absolute;mso-position-vertical-relative:text;mso-width-percent:0;mso-height-percent:0;mso-width-relative:margin;mso-height-relative:margin;v-text-anchor:top" o:gfxdata="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">
+              <v:shape w14:anchorId="71A11FAB" id="_x0000_s1029" type="#_x0000_t202" style="position:absolute;margin-left:360.6pt;margin-top:.65pt;width:411.8pt;height:113.45pt;z-index:251661312;visibility:visible;mso-wrap-style:square;mso-width-percent:0;mso-height-percent:0;mso-wrap-distance-left:9pt;mso-wrap-distance-top:3.6pt;mso-wrap-distance-right:9pt;mso-wrap-distance-bottom:3.6pt;mso-position-horizontal:right;mso-position-horizontal-relative:margin;mso-position-vertical:absolute;mso-position-vertical-relative:text;mso-width-percent:0;mso-height-percent:0;mso-width-relative:margin;mso-height-relative:margin;v-text-anchor:top" o:gfxdata="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">
                 <v:textbox>
                   <w:txbxContent>
                     <w:p>
@@ -2764,9 +3216,14 @@
                       </w:r>
                       <w:proofErr w:type="spellStart"/>
                       <w:r>
-                        <w:t>open-webui:main</w:t>
+                        <w:t>open-</w:t>
+                      </w:r>
+                      <w:proofErr w:type="gramStart"/>
+                      <w:r>
+                        <w:t>webui:main</w:t>
                       </w:r>
                       <w:proofErr w:type="spellEnd"/>
+                      <w:proofErr w:type="gramEnd"/>
                     </w:p>
                   </w:txbxContent>
                 </v:textbox>
@@ -2798,9 +3255,10 @@
           <w:sz w:val="28"/>
           <w:szCs w:val="28"/>
         </w:rPr>
+        <w:lastRenderedPageBreak/>
         <w:t>If you </w:t>
       </w:r>
-      <w:hyperlink r:id="rId21" w:history="1">
+      <w:hyperlink r:id="rId22" w:history="1">
         <w:r>
           <w:rPr>
             <w:rStyle w:val="Hyperlink"/>
@@ -2965,9 +3423,14 @@
                             </w:r>
                             <w:proofErr w:type="spellStart"/>
                             <w:r>
-                              <w:t>open-webui:main</w:t>
+                              <w:t>open-</w:t>
+                            </w:r>
+                            <w:proofErr w:type="gramStart"/>
+                            <w:r>
+                              <w:t>webui:main</w:t>
                             </w:r>
                             <w:proofErr w:type="spellEnd"/>
+                            <w:proofErr w:type="gramEnd"/>
                           </w:p>
                         </w:txbxContent>
                       </wps:txbx>
@@ -2988,7 +3451,7 @@
           </mc:Choice>
           <mc:Fallback>
             <w:pict>
-              <v:shape w14:anchorId="704BE512" id="_x0000_s1029" type="#_x0000_t202" style="position:absolute;margin-left:361.1pt;margin-top:.35pt;width:412.3pt;height:112.35pt;z-index:251663360;visibility:visible;mso-wrap-style:square;mso-width-percent:0;mso-height-percent:0;mso-wrap-distance-left:9pt;mso-wrap-distance-top:3.6pt;mso-wrap-distance-right:9pt;mso-wrap-distance-bottom:3.6pt;mso-position-horizontal:right;mso-position-horizontal-relative:margin;mso-position-vertical:absolute;mso-position-vertical-relative:text;mso-width-percent:0;mso-height-percent:0;mso-width-relative:margin;mso-height-relative:margin;v-text-anchor:top" o:gfxdata="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">
+              <v:shape w14:anchorId="704BE512" id="_x0000_s1030" type="#_x0000_t202" style="position:absolute;margin-left:361.1pt;margin-top:.35pt;width:412.3pt;height:112.35pt;z-index:251663360;visibility:visible;mso-wrap-style:square;mso-width-percent:0;mso-height-percent:0;mso-wrap-distance-left:9pt;mso-wrap-distance-top:3.6pt;mso-wrap-distance-right:9pt;mso-wrap-distance-bottom:3.6pt;mso-position-horizontal:right;mso-position-horizontal-relative:margin;mso-position-vertical:absolute;mso-position-vertical-relative:text;mso-width-percent:0;mso-height-percent:0;mso-width-relative:margin;mso-height-relative:margin;v-text-anchor:top" o:gfxdata="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">
                 <v:textbox>
                   <w:txbxContent>
                     <w:p>
@@ -3069,9 +3532,14 @@
                       </w:r>
                       <w:proofErr w:type="spellStart"/>
                       <w:r>
-                        <w:t>open-webui:main</w:t>
+                        <w:t>open-</w:t>
+                      </w:r>
+                      <w:proofErr w:type="gramStart"/>
+                      <w:r>
+                        <w:t>webui:main</w:t>
                       </w:r>
                       <w:proofErr w:type="spellEnd"/>
+                      <w:proofErr w:type="gramEnd"/>
                     </w:p>
                   </w:txbxContent>
                 </v:textbox>
@@ -3207,7 +3675,7 @@
           <w:numId w:val="40"/>
         </w:numPr>
       </w:pPr>
-      <w:hyperlink r:id="rId22" w:history="1">
+      <w:hyperlink r:id="rId23" w:history="1">
         <w:r>
           <w:rPr>
             <w:rStyle w:val="Hyperlink"/>
@@ -3238,7 +3706,7 @@
       <w:r>
         <w:t xml:space="preserve"> -&gt; </w:t>
       </w:r>
-      <w:hyperlink r:id="rId23" w:history="1">
+      <w:hyperlink r:id="rId24" w:history="1">
         <w:r>
           <w:rPr>
             <w:rStyle w:val="Hyperlink"/>
@@ -3258,7 +3726,7 @@
       <w:r>
         <w:t xml:space="preserve">ChatGPT -&gt; </w:t>
       </w:r>
-      <w:hyperlink r:id="rId24" w:history="1">
+      <w:hyperlink r:id="rId25" w:history="1">
         <w:r>
           <w:rPr>
             <w:rStyle w:val="Hyperlink"/>
@@ -3602,7 +4070,7 @@
           </mc:Choice>
           <mc:Fallback>
             <w:pict>
-              <v:shape w14:anchorId="5E665351" id="_x0000_s1030" type="#_x0000_t202" style="position:absolute;left:0;text-align:left;margin-left:31.9pt;margin-top:5.45pt;width:355.6pt;height:132.1pt;z-index:251665408;visibility:visible;mso-wrap-style:square;mso-width-percent:0;mso-height-percent:0;mso-wrap-distance-left:9pt;mso-wrap-distance-top:3.6pt;mso-wrap-distance-right:9pt;mso-wrap-distance-bottom:3.6pt;mso-position-horizontal:absolute;mso-position-horizontal-relative:text;mso-position-vertical:absolute;mso-position-vertical-relative:text;mso-width-percent:0;mso-height-percent:0;mso-width-relative:margin;mso-height-relative:margin;v-text-anchor:top" o:gfxdata="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">
+              <v:shape w14:anchorId="5E665351" id="_x0000_s1031" type="#_x0000_t202" style="position:absolute;left:0;text-align:left;margin-left:31.9pt;margin-top:5.45pt;width:355.6pt;height:132.1pt;z-index:251665408;visibility:visible;mso-wrap-style:square;mso-width-percent:0;mso-height-percent:0;mso-wrap-distance-left:9pt;mso-wrap-distance-top:3.6pt;mso-wrap-distance-right:9pt;mso-wrap-distance-bottom:3.6pt;mso-position-horizontal:absolute;mso-position-horizontal-relative:text;mso-position-vertical:absolute;mso-position-vertical-relative:text;mso-width-percent:0;mso-height-percent:0;mso-width-relative:margin;mso-height-relative:margin;v-text-anchor:top" o:gfxdata="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">
                 <v:textbox>
                   <w:txbxContent>
                     <w:p>
@@ -3783,7 +4251,6 @@
           <w:szCs w:val="32"/>
           <w:u w:val="single"/>
         </w:rPr>
-        <w:lastRenderedPageBreak/>
         <w:t>NanoLLM</w:t>
       </w:r>
       <w:proofErr w:type="spellEnd"/>
@@ -3842,7 +4309,7 @@
           <w:numId w:val="43"/>
         </w:numPr>
       </w:pPr>
-      <w:hyperlink r:id="rId25" w:history="1">
+      <w:hyperlink r:id="rId26" w:history="1">
         <w:r>
           <w:rPr>
             <w:rStyle w:val="Hyperlink"/>
@@ -3859,7 +4326,7 @@
           <w:numId w:val="43"/>
         </w:numPr>
       </w:pPr>
-      <w:hyperlink r:id="rId26" w:history="1">
+      <w:hyperlink r:id="rId27" w:history="1">
         <w:r>
           <w:rPr>
             <w:rStyle w:val="Hyperlink"/>
@@ -3906,7 +4373,7 @@
         </w:rPr>
         <w:t xml:space="preserve">git clone </w:t>
       </w:r>
-      <w:hyperlink r:id="rId27" w:history="1">
+      <w:hyperlink r:id="rId28" w:history="1">
         <w:r>
           <w:rPr>
             <w:rStyle w:val="Hyperlink"/>
@@ -4096,9 +4563,14 @@
                             </w:r>
                             <w:proofErr w:type="spellStart"/>
                             <w:r>
-                              <w:t>nano_llm.chat</w:t>
+                              <w:t>nano_</w:t>
+                            </w:r>
+                            <w:proofErr w:type="gramStart"/>
+                            <w:r>
+                              <w:t>llm.chat</w:t>
                             </w:r>
                             <w:proofErr w:type="spellEnd"/>
+                            <w:proofErr w:type="gramEnd"/>
                             <w:r>
                               <w:t xml:space="preserve"> --</w:t>
                             </w:r>
@@ -4154,7 +4626,7 @@
           </mc:Choice>
           <mc:Fallback>
             <w:pict>
-              <v:shape w14:anchorId="71AAF216" id="_x0000_s1031" type="#_x0000_t202" style="position:absolute;margin-left:19pt;margin-top:70.5pt;width:408.2pt;height:72.05pt;z-index:251667456;visibility:visible;mso-wrap-style:square;mso-width-percent:0;mso-height-percent:0;mso-wrap-distance-left:9pt;mso-wrap-distance-top:3.6pt;mso-wrap-distance-right:9pt;mso-wrap-distance-bottom:3.6pt;mso-position-horizontal:absolute;mso-position-horizontal-relative:text;mso-position-vertical:absolute;mso-position-vertical-relative:text;mso-width-percent:0;mso-height-percent:0;mso-width-relative:margin;mso-height-relative:margin;v-text-anchor:top" o:gfxdata="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">
+              <v:shape w14:anchorId="71AAF216" id="_x0000_s1032" type="#_x0000_t202" style="position:absolute;margin-left:19pt;margin-top:70.5pt;width:408.2pt;height:72.05pt;z-index:251667456;visibility:visible;mso-wrap-style:square;mso-width-percent:0;mso-height-percent:0;mso-wrap-distance-left:9pt;mso-wrap-distance-top:3.6pt;mso-wrap-distance-right:9pt;mso-wrap-distance-bottom:3.6pt;mso-position-horizontal:absolute;mso-position-horizontal-relative:text;mso-position-vertical:absolute;mso-position-vertical-relative:text;mso-width-percent:0;mso-height-percent:0;mso-width-relative:margin;mso-height-relative:margin;v-text-anchor:top" o:gfxdata="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">
                 <v:textbox>
                   <w:txbxContent>
                     <w:p>
@@ -4206,9 +4678,14 @@
                       </w:r>
                       <w:proofErr w:type="spellStart"/>
                       <w:r>
-                        <w:t>nano_llm.chat</w:t>
+                        <w:t>nano_</w:t>
+                      </w:r>
+                      <w:proofErr w:type="gramStart"/>
+                      <w:r>
+                        <w:t>llm.chat</w:t>
                       </w:r>
                       <w:proofErr w:type="spellEnd"/>
+                      <w:proofErr w:type="gramEnd"/>
                       <w:r>
                         <w:t xml:space="preserve"> --</w:t>
                       </w:r>
@@ -4288,7 +4765,6 @@
           <w:szCs w:val="32"/>
           <w:u w:val="single"/>
         </w:rPr>
-        <w:lastRenderedPageBreak/>
         <w:t>Vector Database</w:t>
       </w:r>
     </w:p>
@@ -4300,7 +4776,7 @@
           <w:numId w:val="50"/>
         </w:numPr>
       </w:pPr>
-      <w:hyperlink r:id="rId28" w:history="1">
+      <w:hyperlink r:id="rId29" w:history="1">
         <w:r>
           <w:rPr>
             <w:rStyle w:val="Hyperlink"/>
@@ -4317,7 +4793,7 @@
           <w:numId w:val="50"/>
         </w:numPr>
       </w:pPr>
-      <w:hyperlink r:id="rId29" w:history="1">
+      <w:hyperlink r:id="rId30" w:history="1">
         <w:r>
           <w:rPr>
             <w:rStyle w:val="Hyperlink"/>
@@ -4470,7 +4946,11 @@
         <w:t xml:space="preserve">  </w:t>
       </w:r>
       <w:r>
-        <w:t>A container is an executable unit of software where an application and its run time dependencies can all be packaged together into one entity. Since everything needed by the application is packaged with the application itself, containers provide a degree of isolation from the host and make it easy to deploy and install the application without having to worry about the host environment and application dependencies.</w:t>
+        <w:t xml:space="preserve">A container is an executable unit of software where an application and its run time dependencies can all be packaged together into one </w:t>
+      </w:r>
+      <w:r>
+        <w:lastRenderedPageBreak/>
+        <w:t>entity. Since everything needed by the application is packaged with the application itself, containers provide a degree of isolation from the host and make it easy to deploy and install the application without having to worry about the host environment and application dependencies.</w:t>
       </w:r>
     </w:p>
     <w:p/>
@@ -4679,7 +5159,7 @@
       <w:r>
         <w:t xml:space="preserve"> for person detection).</w:t>
       </w:r>
-      <w:hyperlink r:id="rId30" w:tgtFrame="_blank" w:history="1"/>
+      <w:hyperlink r:id="rId31" w:tgtFrame="_blank" w:history="1"/>
     </w:p>
     <w:p>
       <w:pPr>
@@ -4693,6 +5173,7 @@
           <w:b/>
           <w:bCs/>
         </w:rPr>
+        <w:lastRenderedPageBreak/>
         <w:t>Object Detection and Tracking</w:t>
       </w:r>
       <w:r>
@@ -4729,7 +5210,6 @@
           <w:b/>
           <w:bCs/>
         </w:rPr>
-        <w:lastRenderedPageBreak/>
         <w:t>Smart Retail Analytics</w:t>
       </w:r>
       <w:r>
@@ -4805,7 +5285,7 @@
       <w:r>
         <w:t>: Create systems for generating visual assets or prototypes for product design using vision-language models (VLMs) or diffusion models, applicable in marketing or product development.</w:t>
       </w:r>
-      <w:hyperlink r:id="rId31" w:tgtFrame="_blank" w:history="1"/>
+      <w:hyperlink r:id="rId32" w:tgtFrame="_blank" w:history="1"/>
     </w:p>
     <w:p>
       <w:pPr>
@@ -4824,7 +5304,7 @@
       <w:r>
         <w:t>: Implement RAG-based systems for knowledge management, such as querying company documents or technical manuals with enhanced context-aware responses.</w:t>
       </w:r>
-      <w:hyperlink r:id="rId32" w:tgtFrame="_blank" w:history="1"/>
+      <w:hyperlink r:id="rId33" w:tgtFrame="_blank" w:history="1"/>
     </w:p>
     <w:p>
       <w:pPr>
@@ -4858,7 +5338,7 @@
       <w:r>
         <w:t>: Develop intelligent gateways for collecting and processing data from IoT sensors in real-time, enabling predictive maintenance or equipment monitoring in factories. Use the kit’s GPIO, I2C, SPI, and UART interfaces for sensor integration.</w:t>
       </w:r>
-      <w:hyperlink r:id="rId33" w:tgtFrame="_blank" w:history="1"/>
+      <w:hyperlink r:id="rId34" w:tgtFrame="_blank" w:history="1"/>
     </w:p>
     <w:p>
       <w:pPr>
@@ -4877,7 +5357,7 @@
       <w:r>
         <w:t>: Create systems to monitor temperature, humidity, or air quality in facilities, using cameras or sensors connected via MIPI CSI or GPIO, with AI for anomaly detection.</w:t>
       </w:r>
-      <w:hyperlink r:id="rId34" w:tgtFrame="_blank" w:history="1"/>
+      <w:hyperlink r:id="rId35" w:tgtFrame="_blank" w:history="1"/>
     </w:p>
     <w:p>
       <w:pPr>
@@ -4896,20 +5376,21 @@
       <w:r>
         <w:t>: Build smart energy monitors to optimize power usage in industrial settings, leveraging the kit’s low power consumption (7W–25W) and real-time data processing.</w:t>
       </w:r>
-      <w:hyperlink r:id="rId35" w:tgtFrame="_blank" w:history="1"/>
-    </w:p>
-    <w:p>
-      <w:pPr>
-        <w:rPr>
-          <w:b/>
-          <w:bCs/>
-        </w:rPr>
-      </w:pPr>
-      <w:r>
-        <w:rPr>
-          <w:b/>
-          <w:bCs/>
-        </w:rPr>
+      <w:hyperlink r:id="rId36" w:tgtFrame="_blank" w:history="1"/>
+    </w:p>
+    <w:p>
+      <w:pPr>
+        <w:rPr>
+          <w:b/>
+          <w:bCs/>
+        </w:rPr>
+      </w:pPr>
+      <w:r>
+        <w:rPr>
+          <w:b/>
+          <w:bCs/>
+        </w:rPr>
+        <w:lastRenderedPageBreak/>
         <w:t>5. Factory Automation</w:t>
       </w:r>
     </w:p>
@@ -4938,7 +5419,7 @@
       <w:r>
         <w:t xml:space="preserve"> Graph Composer to create AI pipelines for monitoring production lines, detecting bottlenecks, or ensuring safety compliance with real-time video feeds.</w:t>
       </w:r>
-      <w:hyperlink r:id="rId36" w:tgtFrame="_blank" w:history="1"/>
+      <w:hyperlink r:id="rId37" w:tgtFrame="_blank" w:history="1"/>
     </w:p>
     <w:p>
       <w:pPr>
@@ -4952,7 +5433,6 @@
           <w:b/>
           <w:bCs/>
         </w:rPr>
-        <w:lastRenderedPageBreak/>
         <w:t>Predictive Maintenance</w:t>
       </w:r>
       <w:r>
@@ -4992,7 +5472,7 @@
       <w:r>
         <w:t xml:space="preserve"> or pretrained models for classification and segmentation.</w:t>
       </w:r>
-      <w:hyperlink r:id="rId37" w:tgtFrame="_blank" w:history="1"/>
+      <w:hyperlink r:id="rId38" w:tgtFrame="_blank" w:history="1"/>
     </w:p>
     <w:p>
       <w:pPr>
@@ -5069,7 +5549,7 @@
       <w:r>
         <w:t xml:space="preserve"> for real-time video processing.</w:t>
       </w:r>
-      <w:hyperlink r:id="rId38" w:tgtFrame="_blank" w:history="1"/>
+      <w:hyperlink r:id="rId39" w:tgtFrame="_blank" w:history="1"/>
     </w:p>
     <w:p>
       <w:pPr>
@@ -5088,7 +5568,7 @@
       <w:r>
         <w:t>: Develop AI-based parking management systems that detect available spaces or unauthorized vehicles using computer vision.</w:t>
       </w:r>
-      <w:hyperlink r:id="rId39" w:tgtFrame="_blank" w:history="1"/>
+      <w:hyperlink r:id="rId40" w:tgtFrame="_blank" w:history="1"/>
     </w:p>
     <w:p>
       <w:pPr>
@@ -5107,7 +5587,7 @@
       <w:r>
         <w:t>: Implement biometric or facial recognition systems for secure access to company premises, using the kit’s GPU for fast inference.</w:t>
       </w:r>
-      <w:hyperlink r:id="rId40" w:tgtFrame="_blank" w:history="1"/>
+      <w:hyperlink r:id="rId41" w:tgtFrame="_blank" w:history="1"/>
     </w:p>
     <w:p>
       <w:pPr>
@@ -5149,7 +5629,7 @@
       <w:r>
         <w:t xml:space="preserve"> medical images (e.g., X-rays or scans) to assist in diagnostics or quality control of medical devices.</w:t>
       </w:r>
-      <w:hyperlink r:id="rId41" w:tgtFrame="_blank" w:history="1"/>
+      <w:hyperlink r:id="rId42" w:tgtFrame="_blank" w:history="1"/>
     </w:p>
     <w:p>
       <w:pPr>
@@ -5252,12 +5732,13 @@
           <w:b/>
           <w:bCs/>
         </w:rPr>
+        <w:lastRenderedPageBreak/>
         <w:t>Drone-Based Delivery or Inspection</w:t>
       </w:r>
       <w:r>
         <w:t>: Develop AI-powered drones for inventory checks or last-mile delivery, using the kit’s vision and navigation capabilities.</w:t>
       </w:r>
-      <w:hyperlink r:id="rId42" w:tgtFrame="_blank" w:history="1"/>
+      <w:hyperlink r:id="rId43" w:tgtFrame="_blank" w:history="1"/>
     </w:p>
     <w:p>
       <w:pPr>
@@ -5299,7 +5780,6 @@
     </w:p>
     <w:p>
       <w:r>
-        <w:lastRenderedPageBreak/>
         <w:fldChar w:fldCharType="end"/>
       </w:r>
     </w:p>
@@ -5370,7 +5850,7 @@
       <w:r>
         <w:t>: Connect custom sensors (e.g., LiDAR, thermal cameras) via the kit’s MIPI CSI-2 or M.2 interfaces for specialized automation tasks like environmental mapping or thermal inspections.</w:t>
       </w:r>
-      <w:hyperlink r:id="rId43" w:tgtFrame="_blank" w:history="1"/>
+      <w:hyperlink r:id="rId44" w:tgtFrame="_blank" w:history="1"/>
     </w:p>
     <w:p>
       <w:pPr>
@@ -5389,7 +5869,7 @@
       <w:r>
         <w:t>: Build hybrid systems that process data locally on the Jetson Orin Nano and sync with cloud platforms for centralized monitoring or analytics.</w:t>
       </w:r>
-      <w:hyperlink r:id="rId44" w:tgtFrame="_blank" w:history="1"/>
+      <w:hyperlink r:id="rId45" w:tgtFrame="_blank" w:history="1"/>
     </w:p>
     <w:p>
       <w:pPr>
@@ -5423,7 +5903,7 @@
       <w:r>
         <w:t>: Use pretrained models from NVIDIA NGC or Hugging Face Transformers to quickly prototype automation solutions, fine-tuning them with the TAO Toolkit for company-specific datasets.</w:t>
       </w:r>
-      <w:hyperlink r:id="rId45" w:tgtFrame="_blank" w:history="1"/>
+      <w:hyperlink r:id="rId46" w:tgtFrame="_blank" w:history="1"/>
     </w:p>
     <w:p>
       <w:pPr>
@@ -5442,7 +5922,7 @@
       <w:r>
         <w:t>: Leverage NVIDIA Isaac Sim for simulating robotic or automation workflows before deployment, ensuring robust performance in real-world scenarios.</w:t>
       </w:r>
-      <w:hyperlink r:id="rId46" w:tgtFrame="_blank" w:history="1"/>
+      <w:hyperlink r:id="rId47" w:tgtFrame="_blank" w:history="1"/>
     </w:p>
     <w:p>
       <w:pPr>
@@ -5461,7 +5941,7 @@
       <w:r>
         <w:t>: Develop in-house training platforms for employees to learn AI and robotics, using the Jetson Orin Nano as a hands-on learning tool.</w:t>
       </w:r>
-      <w:hyperlink r:id="rId47" w:tgtFrame="_blank" w:history="1"/>
+      <w:hyperlink r:id="rId48" w:tgtFrame="_blank" w:history="1"/>
     </w:p>
     <w:p>
       <w:pPr>
@@ -5511,7 +5991,7 @@
       <w:r>
         <w:t xml:space="preserve"> SSD for faster I/O and larger storage.</w:t>
       </w:r>
-      <w:hyperlink r:id="rId48" w:tgtFrame="_blank" w:history="1"/>
+      <w:hyperlink r:id="rId49" w:tgtFrame="_blank" w:history="1"/>
     </w:p>
     <w:p>
       <w:pPr>
@@ -5530,7 +6010,7 @@
       <w:r>
         <w:t>: Use the MAXN SUPER power mode (accessible via the NVIDIA icon on the Ubuntu desktop) to unlock full performance for compute-intensive tasks.</w:t>
       </w:r>
-      <w:hyperlink r:id="rId49" w:tgtFrame="_blank" w:history="1"/>
+      <w:hyperlink r:id="rId50" w:tgtFrame="_blank" w:history="1"/>
     </w:p>
     <w:p>
       <w:pPr>
@@ -5563,6 +6043,7 @@
           <w:b/>
           <w:bCs/>
         </w:rPr>
+        <w:lastRenderedPageBreak/>
         <w:t>JetPack</w:t>
       </w:r>
       <w:proofErr w:type="spellEnd"/>
@@ -5584,7 +6065,7 @@
       <w:r>
         <w:t xml:space="preserve"> 10.3, VPI 3.2, and DLA 3.1 for AI and vision tasks.</w:t>
       </w:r>
-      <w:hyperlink r:id="rId50" w:tgtFrame="_blank" w:history="1"/>
+      <w:hyperlink r:id="rId51" w:tgtFrame="_blank" w:history="1"/>
     </w:p>
     <w:p>
       <w:pPr>
@@ -5603,7 +6084,7 @@
       <w:r>
         <w:t>: For robotics development.</w:t>
       </w:r>
-      <w:hyperlink r:id="rId51" w:tgtFrame="_blank" w:history="1"/>
+      <w:hyperlink r:id="rId52" w:tgtFrame="_blank" w:history="1"/>
     </w:p>
     <w:p>
       <w:pPr>
@@ -5624,7 +6105,7 @@
       <w:r>
         <w:t>: For real-time video analytics.</w:t>
       </w:r>
-      <w:hyperlink r:id="rId52" w:tgtFrame="_blank" w:history="1"/>
+      <w:hyperlink r:id="rId53" w:tgtFrame="_blank" w:history="1"/>
     </w:p>
     <w:p>
       <w:pPr>
@@ -5638,13 +6119,12 @@
           <w:b/>
           <w:bCs/>
         </w:rPr>
-        <w:lastRenderedPageBreak/>
         <w:t>Riva</w:t>
       </w:r>
       <w:r>
         <w:t>: For conversational AI.</w:t>
       </w:r>
-      <w:hyperlink r:id="rId53" w:tgtFrame="_blank" w:history="1"/>
+      <w:hyperlink r:id="rId54" w:tgtFrame="_blank" w:history="1"/>
     </w:p>
     <w:p>
       <w:pPr>
@@ -5682,7 +6162,7 @@
       <w:r>
         <w:t>: Utilize the kit’s rich I/O (4x USB 3.2, 2x M.2 Key M, M.2 Key E with Wi-Fi, MIPI CSI-2 camera connectors) for connecting cameras, sensors, and storage.</w:t>
       </w:r>
-      <w:hyperlink r:id="rId54" w:tgtFrame="_blank" w:history="1"/>
+      <w:hyperlink r:id="rId55" w:tgtFrame="_blank" w:history="1"/>
     </w:p>
     <w:p>
       <w:pPr>
@@ -5849,7 +6329,7 @@
       <w:r>
         <w:t xml:space="preserve"> for monitoring performance.</w:t>
       </w:r>
-      <w:hyperlink r:id="rId55" w:tgtFrame="_blank" w:history="1"/>
+      <w:hyperlink r:id="rId56" w:tgtFrame="_blank" w:history="1"/>
     </w:p>
     <w:p>
       <w:pPr>
@@ -5901,7 +6381,7 @@
       <w:r>
         <w:t>: While the Jetson Orin Nano Super offers 67 TOPS, it’s less powerful than higher-end Jetson models like the AGX Orin (275 TOPS), so prioritize tasks suited for edge deployment.</w:t>
       </w:r>
-      <w:hyperlink r:id="rId56" w:tgtFrame="_blank" w:history="1"/>
+      <w:hyperlink r:id="rId57" w:tgtFrame="_blank" w:history="1"/>
     </w:p>
     <w:p>
       <w:pPr>
@@ -5915,6 +6395,7 @@
           <w:b/>
           <w:bCs/>
         </w:rPr>
+        <w:lastRenderedPageBreak/>
         <w:t>Firmware Updates</w:t>
       </w:r>
       <w:r>
@@ -5928,7 +6409,7 @@
       <w:r>
         <w:t xml:space="preserve"> 6.x, as older firmware is incompatible.</w:t>
       </w:r>
-      <w:hyperlink r:id="rId57" w:tgtFrame="_blank" w:history="1"/>
+      <w:hyperlink r:id="rId58" w:tgtFrame="_blank" w:history="1"/>
     </w:p>
     <w:p>
       <w:pPr>
@@ -5955,7 +6436,7 @@
       <w:r>
         <w:t xml:space="preserve"> drives) may increase costs.</w:t>
       </w:r>
-      <w:hyperlink r:id="rId58" w:tgtFrame="_blank" w:history="1"/>
+      <w:hyperlink r:id="rId59" w:tgtFrame="_blank" w:history="1"/>
     </w:p>
     <w:p>
       <w:pPr>
@@ -5969,7 +6450,6 @@
           <w:b/>
           <w:bCs/>
         </w:rPr>
-        <w:lastRenderedPageBreak/>
         <w:t>Learning Curve</w:t>
       </w:r>
       <w:r>
@@ -6043,7 +6523,7 @@
     <w:p/>
     <w:p/>
     <w:p>
-      <w:hyperlink r:id="rId59" w:history="1">
+      <w:hyperlink r:id="rId60" w:history="1">
         <w:r>
           <w:rPr>
             <w:rStyle w:val="Hyperlink"/>
@@ -11812,7 +12292,7 @@
   <w:abstractNum w:abstractNumId="47" w15:restartNumberingAfterBreak="0">
     <w:nsid w:val="78DF4A35"/>
     <w:multiLevelType w:val="hybridMultilevel"/>
-    <w:tmpl w:val="170A5012"/>
+    <w:tmpl w:val="C2F4B8F8"/>
     <w:lvl w:ilvl="0" w:tplc="40090001">
       <w:start w:val="1"/>
       <w:numFmt w:val="bullet"/>
@@ -13242,6 +13722,18 @@
       <w:shd w:val="clear" w:color="auto" w:fill="E1DFDD"/>
     </w:rPr>
   </w:style>
+  <w:style w:type="character" w:styleId="FollowedHyperlink">
+    <w:name w:val="FollowedHyperlink"/>
+    <w:basedOn w:val="DefaultParagraphFont"/>
+    <w:uiPriority w:val="99"/>
+    <w:semiHidden/>
+    <w:unhideWhenUsed/>
+    <w:rsid w:val="00A53CA2"/>
+    <w:rPr>
+      <w:color w:val="954F72" w:themeColor="followedHyperlink"/>
+      <w:u w:val="single"/>
+    </w:rPr>
+  </w:style>
 </w:styles>
 </file>
 

--- a/jetson-orin-nano-board/jetson-short-nots.docx
+++ b/jetson-orin-nano-board/jetson-short-nots.docx
@@ -1589,6 +1589,7 @@
         <w:t>-r36.4.0</w:t>
       </w:r>
     </w:p>
+    <w:p/>
     <w:p>
       <w:pPr>
         <w:pStyle w:val="ListParagraph"/>
@@ -1626,7 +1627,6 @@
         </w:numPr>
       </w:pPr>
       <w:r>
-        <w:lastRenderedPageBreak/>
         <w:t xml:space="preserve">docker run -it --network host </w:t>
       </w:r>
       <w:proofErr w:type="spellStart"/>
@@ -1742,6 +1742,528 @@
         </w:numPr>
       </w:pPr>
       <w:r>
+        <w:rPr>
+          <w:noProof/>
+        </w:rPr>
+        <mc:AlternateContent>
+          <mc:Choice Requires="wps">
+            <w:drawing>
+              <wp:anchor distT="45720" distB="45720" distL="114300" distR="114300" simplePos="0" relativeHeight="251673600" behindDoc="0" locked="0" layoutInCell="1" allowOverlap="1" wp14:anchorId="6B9C7823" wp14:editId="426E96A0">
+                <wp:simplePos x="0" y="0"/>
+                <wp:positionH relativeFrom="margin">
+                  <wp:posOffset>274955</wp:posOffset>
+                </wp:positionH>
+                <wp:positionV relativeFrom="paragraph">
+                  <wp:posOffset>319405</wp:posOffset>
+                </wp:positionV>
+                <wp:extent cx="5441950" cy="3139440"/>
+                <wp:effectExtent l="0" t="0" r="25400" b="22860"/>
+                <wp:wrapSquare wrapText="bothSides"/>
+                <wp:docPr id="923270207" name="Text Box 2"/>
+                <wp:cNvGraphicFramePr>
+                  <a:graphicFrameLocks xmlns:a="http://schemas.openxmlformats.org/drawingml/2006/main"/>
+                </wp:cNvGraphicFramePr>
+                <a:graphic xmlns:a="http://schemas.openxmlformats.org/drawingml/2006/main">
+                  <a:graphicData uri="http://schemas.microsoft.com/office/word/2010/wordprocessingShape">
+                    <wps:wsp>
+                      <wps:cNvSpPr txBox="1">
+                        <a:spLocks noChangeArrowheads="1"/>
+                      </wps:cNvSpPr>
+                      <wps:spPr bwMode="auto">
+                        <a:xfrm>
+                          <a:off x="0" y="0"/>
+                          <a:ext cx="5441950" cy="3139440"/>
+                        </a:xfrm>
+                        <a:prstGeom prst="rect">
+                          <a:avLst/>
+                        </a:prstGeom>
+                        <a:solidFill>
+                          <a:srgbClr val="FFFFFF"/>
+                        </a:solidFill>
+                        <a:ln w="9525">
+                          <a:solidFill>
+                            <a:srgbClr val="000000"/>
+                          </a:solidFill>
+                          <a:miter lim="800000"/>
+                          <a:headEnd/>
+                          <a:tailEnd/>
+                        </a:ln>
+                      </wps:spPr>
+                      <wps:txbx>
+                        <w:txbxContent>
+                          <w:p>
+                            <w:pPr>
+                              <w:spacing w:after="0"/>
+                            </w:pPr>
+                            <w:r>
+                              <w:t>docker run -it --rm \</w:t>
+                            </w:r>
+                          </w:p>
+                          <w:p>
+                            <w:pPr>
+                              <w:spacing w:after="0"/>
+                            </w:pPr>
+                            <w:r>
+                              <w:t xml:space="preserve">  --network host \</w:t>
+                            </w:r>
+                          </w:p>
+                          <w:p>
+                            <w:pPr>
+                              <w:spacing w:after="0"/>
+                            </w:pPr>
+                            <w:r>
+                              <w:t xml:space="preserve">  --</w:t>
+                            </w:r>
+                            <w:proofErr w:type="spellStart"/>
+                            <w:r>
+                              <w:t>gpus</w:t>
+                            </w:r>
+                            <w:proofErr w:type="spellEnd"/>
+                            <w:r>
+                              <w:t xml:space="preserve"> all \</w:t>
+                            </w:r>
+                          </w:p>
+                          <w:p>
+                            <w:pPr>
+                              <w:spacing w:after="0"/>
+                            </w:pPr>
+                            <w:r>
+                              <w:t xml:space="preserve">  -e OLLAMA_MODEL=gemma3:4b \</w:t>
+                            </w:r>
+                          </w:p>
+                          <w:p>
+                            <w:pPr>
+                              <w:spacing w:after="0"/>
+                            </w:pPr>
+                            <w:r>
+                              <w:t xml:space="preserve">  -e OLLAMA_MODELS=/root</w:t>
+                            </w:r>
+                            <w:proofErr w:type="gramStart"/>
+                            <w:r>
+                              <w:t>/.</w:t>
+                            </w:r>
+                            <w:proofErr w:type="spellStart"/>
+                            <w:r>
+                              <w:t>ollama</w:t>
+                            </w:r>
+                            <w:proofErr w:type="spellEnd"/>
+                            <w:proofErr w:type="gramEnd"/>
+                            <w:r>
+                              <w:t xml:space="preserve"> \</w:t>
+                            </w:r>
+                          </w:p>
+                          <w:p>
+                            <w:pPr>
+                              <w:spacing w:after="0"/>
+                            </w:pPr>
+                            <w:r>
+                              <w:t xml:space="preserve">  -e OLLAMA_HOST=0.0.0.0:9000 \</w:t>
+                            </w:r>
+                          </w:p>
+                          <w:p>
+                            <w:pPr>
+                              <w:spacing w:after="0"/>
+                            </w:pPr>
+                            <w:r>
+                              <w:t xml:space="preserve">  -e OLLAMA_CONTEXT_LEN=4096 \</w:t>
+                            </w:r>
+                          </w:p>
+                          <w:p>
+                            <w:pPr>
+                              <w:spacing w:after="0"/>
+                            </w:pPr>
+                            <w:r>
+                              <w:t xml:space="preserve">  -e OLLAMA_LOGS=/root/.</w:t>
+                            </w:r>
+                            <w:proofErr w:type="spellStart"/>
+                            <w:r>
+                              <w:t>ollama</w:t>
+                            </w:r>
+                            <w:proofErr w:type="spellEnd"/>
+                            <w:r>
+                              <w:t>/ollama.log \</w:t>
+                            </w:r>
+                          </w:p>
+                          <w:p>
+                            <w:pPr>
+                              <w:spacing w:after="0"/>
+                            </w:pPr>
+                            <w:r>
+                              <w:t xml:space="preserve">  -e HF_TOKEN=${HF_TOKEN} \</w:t>
+                            </w:r>
+                          </w:p>
+                          <w:p>
+                            <w:pPr>
+                              <w:spacing w:after="0"/>
+                            </w:pPr>
+                            <w:r>
+                              <w:t xml:space="preserve">  -e HF_HUB_CACHE=/root</w:t>
+                            </w:r>
+                            <w:proofErr w:type="gramStart"/>
+                            <w:r>
+                              <w:t>/.cache</w:t>
+                            </w:r>
+                            <w:proofErr w:type="gramEnd"/>
+                            <w:r>
+                              <w:t>/</w:t>
+                            </w:r>
+                            <w:proofErr w:type="spellStart"/>
+                            <w:r>
+                              <w:t>huggingface</w:t>
+                            </w:r>
+                            <w:proofErr w:type="spellEnd"/>
+                            <w:r>
+                              <w:t xml:space="preserve"> \</w:t>
+                            </w:r>
+                          </w:p>
+                          <w:p>
+                            <w:pPr>
+                              <w:spacing w:after="0"/>
+                            </w:pPr>
+                            <w:r>
+                              <w:t xml:space="preserve">  -v /</w:t>
+                            </w:r>
+                            <w:proofErr w:type="spellStart"/>
+                            <w:r>
+                              <w:t>mnt</w:t>
+                            </w:r>
+                            <w:proofErr w:type="spellEnd"/>
+                            <w:r>
+                              <w:t>/</w:t>
+                            </w:r>
+                            <w:proofErr w:type="spellStart"/>
+                            <w:r>
+                              <w:t>nvme</w:t>
+                            </w:r>
+                            <w:proofErr w:type="spellEnd"/>
+                            <w:r>
+                              <w:t>/cache/</w:t>
+                            </w:r>
+                            <w:proofErr w:type="spellStart"/>
+                            <w:r>
+                              <w:t>ollama</w:t>
+                            </w:r>
+                            <w:proofErr w:type="spellEnd"/>
+                            <w:r>
+                              <w:t>:/root/.</w:t>
+                            </w:r>
+                            <w:proofErr w:type="spellStart"/>
+                            <w:r>
+                              <w:t>ollama</w:t>
+                            </w:r>
+                            <w:proofErr w:type="spellEnd"/>
+                            <w:r>
+                              <w:t xml:space="preserve"> \</w:t>
+                            </w:r>
+                          </w:p>
+                          <w:p>
+                            <w:pPr>
+                              <w:spacing w:after="0"/>
+                            </w:pPr>
+                            <w:r>
+                              <w:t xml:space="preserve">  -v /</w:t>
+                            </w:r>
+                            <w:proofErr w:type="spellStart"/>
+                            <w:r>
+                              <w:t>mnt</w:t>
+                            </w:r>
+                            <w:proofErr w:type="spellEnd"/>
+                            <w:r>
+                              <w:t>/</w:t>
+                            </w:r>
+                            <w:proofErr w:type="spellStart"/>
+                            <w:r>
+                              <w:t>nvme</w:t>
+                            </w:r>
+                            <w:proofErr w:type="spellEnd"/>
+                            <w:r>
+                              <w:t>/cache:/root/.cache \</w:t>
+                            </w:r>
+                          </w:p>
+                          <w:p>
+                            <w:pPr>
+                              <w:spacing w:after="0"/>
+                            </w:pPr>
+                            <w:r>
+                              <w:t xml:space="preserve">  --pull always \</w:t>
+                            </w:r>
+                          </w:p>
+                          <w:p>
+                            <w:pPr>
+                              <w:spacing w:after="0"/>
+                            </w:pPr>
+                            <w:r>
+                              <w:t xml:space="preserve">  </w:t>
+                            </w:r>
+                            <w:proofErr w:type="spellStart"/>
+                            <w:r>
+                              <w:t>dustynv</w:t>
+                            </w:r>
+                            <w:proofErr w:type="spellEnd"/>
+                            <w:r>
+                              <w:t>/</w:t>
+                            </w:r>
+                            <w:proofErr w:type="gramStart"/>
+                            <w:r>
+                              <w:t>ollama:main</w:t>
+                            </w:r>
+                            <w:proofErr w:type="gramEnd"/>
+                            <w:r>
+                              <w:t>-r36.4.0</w:t>
+                            </w:r>
+                          </w:p>
+                        </w:txbxContent>
+                      </wps:txbx>
+                      <wps:bodyPr rot="0" vert="horz" wrap="square" lIns="91440" tIns="45720" rIns="91440" bIns="45720" anchor="t" anchorCtr="0">
+                        <a:noAutofit/>
+                      </wps:bodyPr>
+                    </wps:wsp>
+                  </a:graphicData>
+                </a:graphic>
+                <wp14:sizeRelH relativeFrom="margin">
+                  <wp14:pctWidth>0</wp14:pctWidth>
+                </wp14:sizeRelH>
+                <wp14:sizeRelV relativeFrom="margin">
+                  <wp14:pctHeight>0</wp14:pctHeight>
+                </wp14:sizeRelV>
+              </wp:anchor>
+            </w:drawing>
+          </mc:Choice>
+          <mc:Fallback>
+            <w:pict>
+              <v:shape w14:anchorId="6B9C7823" id="_x0000_s1028" type="#_x0000_t202" style="position:absolute;left:0;text-align:left;margin-left:21.65pt;margin-top:25.15pt;width:428.5pt;height:247.2pt;z-index:251673600;visibility:visible;mso-wrap-style:square;mso-width-percent:0;mso-height-percent:0;mso-wrap-distance-left:9pt;mso-wrap-distance-top:3.6pt;mso-wrap-distance-right:9pt;mso-wrap-distance-bottom:3.6pt;mso-position-horizontal:absolute;mso-position-horizontal-relative:margin;mso-position-vertical:absolute;mso-position-vertical-relative:text;mso-width-percent:0;mso-height-percent:0;mso-width-relative:margin;mso-height-relative:margin;v-text-anchor:top" o:gfxdata="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">
+                <v:textbox>
+                  <w:txbxContent>
+                    <w:p>
+                      <w:pPr>
+                        <w:spacing w:after="0"/>
+                      </w:pPr>
+                      <w:r>
+                        <w:t>docker run -it --rm \</w:t>
+                      </w:r>
+                    </w:p>
+                    <w:p>
+                      <w:pPr>
+                        <w:spacing w:after="0"/>
+                      </w:pPr>
+                      <w:r>
+                        <w:t xml:space="preserve">  --network host \</w:t>
+                      </w:r>
+                    </w:p>
+                    <w:p>
+                      <w:pPr>
+                        <w:spacing w:after="0"/>
+                      </w:pPr>
+                      <w:r>
+                        <w:t xml:space="preserve">  --</w:t>
+                      </w:r>
+                      <w:proofErr w:type="spellStart"/>
+                      <w:r>
+                        <w:t>gpus</w:t>
+                      </w:r>
+                      <w:proofErr w:type="spellEnd"/>
+                      <w:r>
+                        <w:t xml:space="preserve"> all \</w:t>
+                      </w:r>
+                    </w:p>
+                    <w:p>
+                      <w:pPr>
+                        <w:spacing w:after="0"/>
+                      </w:pPr>
+                      <w:r>
+                        <w:t xml:space="preserve">  -e OLLAMA_MODEL=gemma3:4b \</w:t>
+                      </w:r>
+                    </w:p>
+                    <w:p>
+                      <w:pPr>
+                        <w:spacing w:after="0"/>
+                      </w:pPr>
+                      <w:r>
+                        <w:t xml:space="preserve">  -e OLLAMA_MODELS=/root</w:t>
+                      </w:r>
+                      <w:proofErr w:type="gramStart"/>
+                      <w:r>
+                        <w:t>/.</w:t>
+                      </w:r>
+                      <w:proofErr w:type="spellStart"/>
+                      <w:r>
+                        <w:t>ollama</w:t>
+                      </w:r>
+                      <w:proofErr w:type="spellEnd"/>
+                      <w:proofErr w:type="gramEnd"/>
+                      <w:r>
+                        <w:t xml:space="preserve"> \</w:t>
+                      </w:r>
+                    </w:p>
+                    <w:p>
+                      <w:pPr>
+                        <w:spacing w:after="0"/>
+                      </w:pPr>
+                      <w:r>
+                        <w:t xml:space="preserve">  -e OLLAMA_HOST=0.0.0.0:9000 \</w:t>
+                      </w:r>
+                    </w:p>
+                    <w:p>
+                      <w:pPr>
+                        <w:spacing w:after="0"/>
+                      </w:pPr>
+                      <w:r>
+                        <w:t xml:space="preserve">  -e OLLAMA_CONTEXT_LEN=4096 \</w:t>
+                      </w:r>
+                    </w:p>
+                    <w:p>
+                      <w:pPr>
+                        <w:spacing w:after="0"/>
+                      </w:pPr>
+                      <w:r>
+                        <w:t xml:space="preserve">  -e OLLAMA_LOGS=/root/.</w:t>
+                      </w:r>
+                      <w:proofErr w:type="spellStart"/>
+                      <w:r>
+                        <w:t>ollama</w:t>
+                      </w:r>
+                      <w:proofErr w:type="spellEnd"/>
+                      <w:r>
+                        <w:t>/ollama.log \</w:t>
+                      </w:r>
+                    </w:p>
+                    <w:p>
+                      <w:pPr>
+                        <w:spacing w:after="0"/>
+                      </w:pPr>
+                      <w:r>
+                        <w:t xml:space="preserve">  -e HF_TOKEN=${HF_TOKEN} \</w:t>
+                      </w:r>
+                    </w:p>
+                    <w:p>
+                      <w:pPr>
+                        <w:spacing w:after="0"/>
+                      </w:pPr>
+                      <w:r>
+                        <w:t xml:space="preserve">  -e HF_HUB_CACHE=/root</w:t>
+                      </w:r>
+                      <w:proofErr w:type="gramStart"/>
+                      <w:r>
+                        <w:t>/.cache</w:t>
+                      </w:r>
+                      <w:proofErr w:type="gramEnd"/>
+                      <w:r>
+                        <w:t>/</w:t>
+                      </w:r>
+                      <w:proofErr w:type="spellStart"/>
+                      <w:r>
+                        <w:t>huggingface</w:t>
+                      </w:r>
+                      <w:proofErr w:type="spellEnd"/>
+                      <w:r>
+                        <w:t xml:space="preserve"> \</w:t>
+                      </w:r>
+                    </w:p>
+                    <w:p>
+                      <w:pPr>
+                        <w:spacing w:after="0"/>
+                      </w:pPr>
+                      <w:r>
+                        <w:t xml:space="preserve">  -v /</w:t>
+                      </w:r>
+                      <w:proofErr w:type="spellStart"/>
+                      <w:r>
+                        <w:t>mnt</w:t>
+                      </w:r>
+                      <w:proofErr w:type="spellEnd"/>
+                      <w:r>
+                        <w:t>/</w:t>
+                      </w:r>
+                      <w:proofErr w:type="spellStart"/>
+                      <w:r>
+                        <w:t>nvme</w:t>
+                      </w:r>
+                      <w:proofErr w:type="spellEnd"/>
+                      <w:r>
+                        <w:t>/cache/</w:t>
+                      </w:r>
+                      <w:proofErr w:type="spellStart"/>
+                      <w:r>
+                        <w:t>ollama</w:t>
+                      </w:r>
+                      <w:proofErr w:type="spellEnd"/>
+                      <w:r>
+                        <w:t>:/root/.</w:t>
+                      </w:r>
+                      <w:proofErr w:type="spellStart"/>
+                      <w:r>
+                        <w:t>ollama</w:t>
+                      </w:r>
+                      <w:proofErr w:type="spellEnd"/>
+                      <w:r>
+                        <w:t xml:space="preserve"> \</w:t>
+                      </w:r>
+                    </w:p>
+                    <w:p>
+                      <w:pPr>
+                        <w:spacing w:after="0"/>
+                      </w:pPr>
+                      <w:r>
+                        <w:t xml:space="preserve">  -v /</w:t>
+                      </w:r>
+                      <w:proofErr w:type="spellStart"/>
+                      <w:r>
+                        <w:t>mnt</w:t>
+                      </w:r>
+                      <w:proofErr w:type="spellEnd"/>
+                      <w:r>
+                        <w:t>/</w:t>
+                      </w:r>
+                      <w:proofErr w:type="spellStart"/>
+                      <w:r>
+                        <w:t>nvme</w:t>
+                      </w:r>
+                      <w:proofErr w:type="spellEnd"/>
+                      <w:r>
+                        <w:t>/cache:/root/.cache \</w:t>
+                      </w:r>
+                    </w:p>
+                    <w:p>
+                      <w:pPr>
+                        <w:spacing w:after="0"/>
+                      </w:pPr>
+                      <w:r>
+                        <w:t xml:space="preserve">  --pull always \</w:t>
+                      </w:r>
+                    </w:p>
+                    <w:p>
+                      <w:pPr>
+                        <w:spacing w:after="0"/>
+                      </w:pPr>
+                      <w:r>
+                        <w:t xml:space="preserve">  </w:t>
+                      </w:r>
+                      <w:proofErr w:type="spellStart"/>
+                      <w:r>
+                        <w:t>dustynv</w:t>
+                      </w:r>
+                      <w:proofErr w:type="spellEnd"/>
+                      <w:r>
+                        <w:t>/</w:t>
+                      </w:r>
+                      <w:proofErr w:type="gramStart"/>
+                      <w:r>
+                        <w:t>ollama:main</w:t>
+                      </w:r>
+                      <w:proofErr w:type="gramEnd"/>
+                      <w:r>
+                        <w:t>-r36.4.0</w:t>
+                      </w:r>
+                    </w:p>
+                  </w:txbxContent>
+                </v:textbox>
+                <w10:wrap type="square" anchorx="margin"/>
+              </v:shape>
+            </w:pict>
+          </mc:Fallback>
+        </mc:AlternateContent>
+      </w:r>
+      <w:r>
         <w:t>http://192.168.1.111:11434/v1/chat/completions</w:t>
       </w:r>
     </w:p>
@@ -1780,6 +2302,7 @@
         <w:rPr>
           <w:noProof/>
         </w:rPr>
+        <w:lastRenderedPageBreak/>
         <mc:AlternateContent>
           <mc:Choice Requires="wps">
             <w:drawing>
@@ -2079,7 +2602,7 @@
           </mc:Choice>
           <mc:Fallback>
             <w:pict>
-              <v:shape w14:anchorId="4FAB7DA9" id="_x0000_s1028" type="#_x0000_t202" style="position:absolute;left:0;text-align:left;margin-left:20.15pt;margin-top:38.8pt;width:428.7pt;height:258.5pt;z-index:251659264;visibility:visible;mso-wrap-style:square;mso-width-percent:0;mso-height-percent:0;mso-wrap-distance-left:9pt;mso-wrap-distance-top:3.6pt;mso-wrap-distance-right:9pt;mso-wrap-distance-bottom:3.6pt;mso-position-horizontal:absolute;mso-position-horizontal-relative:text;mso-position-vertical:absolute;mso-position-vertical-relative:text;mso-width-percent:0;mso-height-percent:0;mso-width-relative:margin;mso-height-relative:margin;v-text-anchor:top" o:gfxdata="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">
+              <v:shape w14:anchorId="4FAB7DA9" id="_x0000_s1029" type="#_x0000_t202" style="position:absolute;left:0;text-align:left;margin-left:20.15pt;margin-top:38.8pt;width:428.7pt;height:258.5pt;z-index:251659264;visibility:visible;mso-wrap-style:square;mso-width-percent:0;mso-height-percent:0;mso-wrap-distance-left:9pt;mso-wrap-distance-top:3.6pt;mso-wrap-distance-right:9pt;mso-wrap-distance-bottom:3.6pt;mso-position-horizontal:absolute;mso-position-horizontal-relative:text;mso-position-vertical:absolute;mso-position-vertical-relative:text;mso-width-percent:0;mso-height-percent:0;mso-width-relative:margin;mso-height-relative:margin;v-text-anchor:top" o:gfxdata="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">
                 <v:textbox>
                   <w:txbxContent>
                     <w:p>
@@ -2533,7 +3056,6 @@
         </w:numPr>
       </w:pPr>
       <w:r>
-        <w:lastRenderedPageBreak/>
         <w:t xml:space="preserve">B) AMD - Linux/macOS only, requires </w:t>
       </w:r>
       <w:proofErr w:type="spellStart"/>
@@ -2645,6 +3167,7 @@
           <w:szCs w:val="32"/>
           <w:u w:val="single"/>
         </w:rPr>
+        <w:lastRenderedPageBreak/>
         <w:t xml:space="preserve">Tutorial </w:t>
       </w:r>
       <w:r>
@@ -3135,7 +3658,7 @@
           </mc:Choice>
           <mc:Fallback>
             <w:pict>
-              <v:shape w14:anchorId="71A11FAB" id="_x0000_s1029" type="#_x0000_t202" style="position:absolute;margin-left:360.6pt;margin-top:.65pt;width:411.8pt;height:113.45pt;z-index:251661312;visibility:visible;mso-wrap-style:square;mso-width-percent:0;mso-height-percent:0;mso-wrap-distance-left:9pt;mso-wrap-distance-top:3.6pt;mso-wrap-distance-right:9pt;mso-wrap-distance-bottom:3.6pt;mso-position-horizontal:right;mso-position-horizontal-relative:margin;mso-position-vertical:absolute;mso-position-vertical-relative:text;mso-width-percent:0;mso-height-percent:0;mso-width-relative:margin;mso-height-relative:margin;v-text-anchor:top" o:gfxdata="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">
+              <v:shape w14:anchorId="71A11FAB" id="_x0000_s1030" type="#_x0000_t202" style="position:absolute;margin-left:360.6pt;margin-top:.65pt;width:411.8pt;height:113.45pt;z-index:251661312;visibility:visible;mso-wrap-style:square;mso-width-percent:0;mso-height-percent:0;mso-wrap-distance-left:9pt;mso-wrap-distance-top:3.6pt;mso-wrap-distance-right:9pt;mso-wrap-distance-bottom:3.6pt;mso-position-horizontal:right;mso-position-horizontal-relative:margin;mso-position-vertical:absolute;mso-position-vertical-relative:text;mso-width-percent:0;mso-height-percent:0;mso-width-relative:margin;mso-height-relative:margin;v-text-anchor:top" o:gfxdata="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">
                 <v:textbox>
                   <w:txbxContent>
                     <w:p>
@@ -3255,7 +3778,6 @@
           <w:sz w:val="28"/>
           <w:szCs w:val="28"/>
         </w:rPr>
-        <w:lastRenderedPageBreak/>
         <w:t>If you </w:t>
       </w:r>
       <w:hyperlink r:id="rId22" w:history="1">
@@ -3451,7 +3973,7 @@
           </mc:Choice>
           <mc:Fallback>
             <w:pict>
-              <v:shape w14:anchorId="704BE512" id="_x0000_s1030" type="#_x0000_t202" style="position:absolute;margin-left:361.1pt;margin-top:.35pt;width:412.3pt;height:112.35pt;z-index:251663360;visibility:visible;mso-wrap-style:square;mso-width-percent:0;mso-height-percent:0;mso-wrap-distance-left:9pt;mso-wrap-distance-top:3.6pt;mso-wrap-distance-right:9pt;mso-wrap-distance-bottom:3.6pt;mso-position-horizontal:right;mso-position-horizontal-relative:margin;mso-position-vertical:absolute;mso-position-vertical-relative:text;mso-width-percent:0;mso-height-percent:0;mso-width-relative:margin;mso-height-relative:margin;v-text-anchor:top" o:gfxdata="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">
+              <v:shape w14:anchorId="704BE512" id="_x0000_s1031" type="#_x0000_t202" style="position:absolute;margin-left:361.1pt;margin-top:.35pt;width:412.3pt;height:112.35pt;z-index:251663360;visibility:visible;mso-wrap-style:square;mso-width-percent:0;mso-height-percent:0;mso-wrap-distance-left:9pt;mso-wrap-distance-top:3.6pt;mso-wrap-distance-right:9pt;mso-wrap-distance-bottom:3.6pt;mso-position-horizontal:right;mso-position-horizontal-relative:margin;mso-position-vertical:absolute;mso-position-vertical-relative:text;mso-width-percent:0;mso-height-percent:0;mso-width-relative:margin;mso-height-relative:margin;v-text-anchor:top" o:gfxdata="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">
                 <v:textbox>
                   <w:txbxContent>
                     <w:p>
@@ -4070,7 +4592,7 @@
           </mc:Choice>
           <mc:Fallback>
             <w:pict>
-              <v:shape w14:anchorId="5E665351" id="_x0000_s1031" type="#_x0000_t202" style="position:absolute;left:0;text-align:left;margin-left:31.9pt;margin-top:5.45pt;width:355.6pt;height:132.1pt;z-index:251665408;visibility:visible;mso-wrap-style:square;mso-width-percent:0;mso-height-percent:0;mso-wrap-distance-left:9pt;mso-wrap-distance-top:3.6pt;mso-wrap-distance-right:9pt;mso-wrap-distance-bottom:3.6pt;mso-position-horizontal:absolute;mso-position-horizontal-relative:text;mso-position-vertical:absolute;mso-position-vertical-relative:text;mso-width-percent:0;mso-height-percent:0;mso-width-relative:margin;mso-height-relative:margin;v-text-anchor:top" o:gfxdata="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">
+              <v:shape w14:anchorId="5E665351" id="_x0000_s1032" type="#_x0000_t202" style="position:absolute;left:0;text-align:left;margin-left:31.9pt;margin-top:5.45pt;width:355.6pt;height:132.1pt;z-index:251665408;visibility:visible;mso-wrap-style:square;mso-width-percent:0;mso-height-percent:0;mso-wrap-distance-left:9pt;mso-wrap-distance-top:3.6pt;mso-wrap-distance-right:9pt;mso-wrap-distance-bottom:3.6pt;mso-position-horizontal:absolute;mso-position-horizontal-relative:text;mso-position-vertical:absolute;mso-position-vertical-relative:text;mso-width-percent:0;mso-height-percent:0;mso-width-relative:margin;mso-height-relative:margin;v-text-anchor:top" o:gfxdata="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">
                 <v:textbox>
                   <w:txbxContent>
                     <w:p>
@@ -4251,6 +4773,7 @@
           <w:szCs w:val="32"/>
           <w:u w:val="single"/>
         </w:rPr>
+        <w:lastRenderedPageBreak/>
         <w:t>NanoLLM</w:t>
       </w:r>
       <w:proofErr w:type="spellEnd"/>
@@ -4626,7 +5149,7 @@
           </mc:Choice>
           <mc:Fallback>
             <w:pict>
-              <v:shape w14:anchorId="71AAF216" id="_x0000_s1032" type="#_x0000_t202" style="position:absolute;margin-left:19pt;margin-top:70.5pt;width:408.2pt;height:72.05pt;z-index:251667456;visibility:visible;mso-wrap-style:square;mso-width-percent:0;mso-height-percent:0;mso-wrap-distance-left:9pt;mso-wrap-distance-top:3.6pt;mso-wrap-distance-right:9pt;mso-wrap-distance-bottom:3.6pt;mso-position-horizontal:absolute;mso-position-horizontal-relative:text;mso-position-vertical:absolute;mso-position-vertical-relative:text;mso-width-percent:0;mso-height-percent:0;mso-width-relative:margin;mso-height-relative:margin;v-text-anchor:top" o:gfxdata="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">
+              <v:shape w14:anchorId="71AAF216" id="_x0000_s1033" type="#_x0000_t202" style="position:absolute;margin-left:19pt;margin-top:70.5pt;width:408.2pt;height:72.05pt;z-index:251667456;visibility:visible;mso-wrap-style:square;mso-width-percent:0;mso-height-percent:0;mso-wrap-distance-left:9pt;mso-wrap-distance-top:3.6pt;mso-wrap-distance-right:9pt;mso-wrap-distance-bottom:3.6pt;mso-position-horizontal:absolute;mso-position-horizontal-relative:text;mso-position-vertical:absolute;mso-position-vertical-relative:text;mso-width-percent:0;mso-height-percent:0;mso-width-relative:margin;mso-height-relative:margin;v-text-anchor:top" o:gfxdata="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">
                 <v:textbox>
                   <w:txbxContent>
                     <w:p>
@@ -4765,6 +5288,7 @@
           <w:szCs w:val="32"/>
           <w:u w:val="single"/>
         </w:rPr>
+        <w:lastRenderedPageBreak/>
         <w:t>Vector Database</w:t>
       </w:r>
     </w:p>
@@ -4946,11 +5470,7 @@
         <w:t xml:space="preserve">  </w:t>
       </w:r>
       <w:r>
-        <w:t xml:space="preserve">A container is an executable unit of software where an application and its run time dependencies can all be packaged together into one </w:t>
-      </w:r>
-      <w:r>
-        <w:lastRenderedPageBreak/>
-        <w:t>entity. Since everything needed by the application is packaged with the application itself, containers provide a degree of isolation from the host and make it easy to deploy and install the application without having to worry about the host environment and application dependencies.</w:t>
+        <w:t>A container is an executable unit of software where an application and its run time dependencies can all be packaged together into one entity. Since everything needed by the application is packaged with the application itself, containers provide a degree of isolation from the host and make it easy to deploy and install the application without having to worry about the host environment and application dependencies.</w:t>
       </w:r>
     </w:p>
     <w:p/>
@@ -5173,7 +5693,6 @@
           <w:b/>
           <w:bCs/>
         </w:rPr>
-        <w:lastRenderedPageBreak/>
         <w:t>Object Detection and Tracking</w:t>
       </w:r>
       <w:r>
@@ -5210,6 +5729,7 @@
           <w:b/>
           <w:bCs/>
         </w:rPr>
+        <w:lastRenderedPageBreak/>
         <w:t>Smart Retail Analytics</w:t>
       </w:r>
       <w:r>
@@ -5390,7 +5910,6 @@
           <w:b/>
           <w:bCs/>
         </w:rPr>
-        <w:lastRenderedPageBreak/>
         <w:t>5. Factory Automation</w:t>
       </w:r>
     </w:p>
@@ -5433,6 +5952,7 @@
           <w:b/>
           <w:bCs/>
         </w:rPr>
+        <w:lastRenderedPageBreak/>
         <w:t>Predictive Maintenance</w:t>
       </w:r>
       <w:r>
@@ -5732,7 +6252,6 @@
           <w:b/>
           <w:bCs/>
         </w:rPr>
-        <w:lastRenderedPageBreak/>
         <w:t>Drone-Based Delivery or Inspection</w:t>
       </w:r>
       <w:r>
@@ -5780,6 +6299,7 @@
     </w:p>
     <w:p>
       <w:r>
+        <w:lastRenderedPageBreak/>
         <w:fldChar w:fldCharType="end"/>
       </w:r>
     </w:p>
@@ -6043,7 +6563,6 @@
           <w:b/>
           <w:bCs/>
         </w:rPr>
-        <w:lastRenderedPageBreak/>
         <w:t>JetPack</w:t>
       </w:r>
       <w:proofErr w:type="spellEnd"/>
@@ -6119,6 +6638,7 @@
           <w:b/>
           <w:bCs/>
         </w:rPr>
+        <w:lastRenderedPageBreak/>
         <w:t>Riva</w:t>
       </w:r>
       <w:r>
@@ -6395,7 +6915,6 @@
           <w:b/>
           <w:bCs/>
         </w:rPr>
-        <w:lastRenderedPageBreak/>
         <w:t>Firmware Updates</w:t>
       </w:r>
       <w:r>
@@ -6450,6 +6969,7 @@
           <w:b/>
           <w:bCs/>
         </w:rPr>
+        <w:lastRenderedPageBreak/>
         <w:t>Learning Curve</w:t>
       </w:r>
       <w:r>
